--- a/CÔNG TY TNHH SẢN XUẤT LI XING/Lixing_ThaydoiDDPL/HoSo2_Mẫu số 12_DeNghiThayDoi.docx
+++ b/CÔNG TY TNHH SẢN XUẤT LI XING/Lixing_ThaydoiDDPL/HoSo2_Mẫu số 12_DeNghiThayDoi.docx
@@ -66,7 +66,7 @@
                 <w:sz w:val="28"/>
                 <w:szCs w:val="28"/>
               </w:rPr>
-              <w:t>CÔNG TY TNHH PCCC TUẤN PHÁT</w:t>
+              <w:t>CÔNG TY TNHH SẢN XUẤT LI XING</w:t>
             </w:r>
           </w:p>
         </w:tc>
@@ -270,7 +270,7 @@
                 <w:sz w:val="26"/>
                 <w:szCs w:val="26"/>
               </w:rPr>
-              <w:t xml:space="preserve"> 1</w:t>
+              <w:t xml:space="preserve"> </w:t>
             </w:r>
             <w:r>
               <w:rPr>
@@ -279,7 +279,7 @@
                 <w:sz w:val="26"/>
                 <w:szCs w:val="26"/>
               </w:rPr>
-              <w:t>2</w:t>
+              <w:t>30</w:t>
             </w:r>
             <w:r>
               <w:rPr>
@@ -306,7 +306,7 @@
                 <w:sz w:val="26"/>
                 <w:szCs w:val="26"/>
               </w:rPr>
-              <w:t>8</w:t>
+              <w:t>6</w:t>
             </w:r>
             <w:r>
               <w:rPr>
@@ -324,7 +324,16 @@
                 <w:sz w:val="26"/>
                 <w:szCs w:val="26"/>
               </w:rPr>
-              <w:t>2025</w:t>
+              <w:t>202</w:t>
+            </w:r>
+            <w:r>
+              <w:rPr>
+                <w:rFonts w:ascii="Times New Roman" w:eastAsia="Times New Roman" w:hAnsi="Times New Roman" w:cs="Times New Roman"/>
+                <w:i/>
+                <w:sz w:val="26"/>
+                <w:szCs w:val="26"/>
+              </w:rPr>
+              <w:t>6</w:t>
             </w:r>
           </w:p>
         </w:tc>
@@ -1016,7 +1025,7 @@
           <w:sz w:val="28"/>
           <w:szCs w:val="28"/>
         </w:rPr>
-        <w:t>CÔNG TY TNHH PCCC TUẤN PHÁT</w:t>
+        <w:t>CÔNG TY TNHH SẢN XUẤT LI XING</w:t>
       </w:r>
     </w:p>
     <w:p>
@@ -1047,7 +1056,7 @@
           <w:sz w:val="28"/>
           <w:szCs w:val="28"/>
         </w:rPr>
-        <w:t>0318976918</w:t>
+        <w:t>3702935793</w:t>
       </w:r>
     </w:p>
     <w:p>
@@ -1927,6 +1936,14 @@
     <w:p>
       <w:pPr>
         <w:rPr>
+          <w:rFonts w:ascii="Times New Roman" w:eastAsia="Calibri" w:hAnsi="Times New Roman" w:cs="Times New Roman"/>
+          <w:bCs/>
+          <w:sz w:val="28"/>
+          <w:szCs w:val="28"/>
+        </w:rPr>
+      </w:pPr>
+      <w:r>
+        <w:rPr>
           <w:rFonts w:ascii="Times New Roman" w:eastAsia="Times New Roman" w:hAnsi="Times New Roman" w:cs="Times New Roman"/>
           <w:bCs/>
           <w:spacing w:val="-4"/>
@@ -1934,40 +1951,6 @@
           <w:szCs w:val="28"/>
           <w:lang w:val="fr-FR"/>
         </w:rPr>
-      </w:pPr>
-      <w:r>
-        <w:rPr>
-          <w:rFonts w:ascii="Times New Roman" w:eastAsia="Times New Roman" w:hAnsi="Times New Roman" w:cs="Times New Roman"/>
-          <w:bCs/>
-          <w:spacing w:val="-4"/>
-          <w:sz w:val="28"/>
-          <w:szCs w:val="28"/>
-          <w:lang w:val="fr-FR"/>
-        </w:rPr>
-        <w:br w:type="page"/>
-      </w:r>
-    </w:p>
-    <w:p>
-      <w:pPr>
-        <w:spacing w:after="240" w:line="240" w:lineRule="auto"/>
-        <w:jc w:val="center"/>
-        <w:rPr>
-          <w:rFonts w:ascii="Times New Roman" w:eastAsia="Calibri" w:hAnsi="Times New Roman" w:cs="Times New Roman"/>
-          <w:bCs/>
-          <w:sz w:val="28"/>
-          <w:szCs w:val="28"/>
-        </w:rPr>
-      </w:pPr>
-      <w:r>
-        <w:rPr>
-          <w:rFonts w:ascii="Times New Roman" w:eastAsia="Times New Roman" w:hAnsi="Times New Roman" w:cs="Times New Roman"/>
-          <w:bCs/>
-          <w:spacing w:val="-4"/>
-          <w:sz w:val="28"/>
-          <w:szCs w:val="28"/>
-          <w:lang w:val="fr-FR"/>
-        </w:rPr>
-        <w:lastRenderedPageBreak/>
         <w:br w:type="page"/>
       </w:r>
       <w:r>
@@ -2174,7 +2157,7 @@
                 <w:szCs w:val="28"/>
                 <w:lang w:eastAsia="zh-CN"/>
               </w:rPr>
-              <w:t>LÊ TÚ TÀI</w:t>
+              <w:t>LÊ THỊ BÍCH TIỀN</w:t>
             </w:r>
           </w:p>
           <w:p>
@@ -2203,7 +2186,7 @@
                 <w:sz w:val="28"/>
                 <w:szCs w:val="28"/>
               </w:rPr>
-              <w:t>17/05/1985</w:t>
+              <w:t>14/10/1993</w:t>
             </w:r>
           </w:p>
           <w:p>
@@ -2233,7 +2216,7 @@
                 <w:sz w:val="28"/>
                 <w:szCs w:val="28"/>
               </w:rPr>
-              <w:t>Nam</w:t>
+              <w:t>Nữ</w:t>
             </w:r>
           </w:p>
           <w:p>
@@ -2265,7 +2248,7 @@
                 <w:szCs w:val="28"/>
                 <w:lang w:eastAsia="zh-CN"/>
               </w:rPr>
-              <w:t>049085021001</w:t>
+              <w:t>084193008791</w:t>
             </w:r>
           </w:p>
           <w:p>
@@ -2288,15 +2271,6 @@
             </w:r>
             <w:r>
               <w:t xml:space="preserve"> </w:t>
-            </w:r>
-            <w:r>
-              <w:rPr>
-                <w:rFonts w:ascii="Times New Roman" w:eastAsia="Times New Roman" w:hAnsi="Times New Roman" w:cs="Times New Roman"/>
-                <w:sz w:val="28"/>
-                <w:szCs w:val="28"/>
-                <w:lang w:eastAsia="zh-CN"/>
-              </w:rPr>
-              <w:t>0902461512</w:t>
             </w:r>
           </w:p>
         </w:tc>
@@ -2575,7 +2549,7 @@
                 <w:sz w:val="28"/>
                 <w:szCs w:val="28"/>
               </w:rPr>
-              <w:t>Số 109, Đường Số 8, Khu Phố 3</w:t>
+              <w:t>139 Đường Uyên Hưng 24, Khu phố 6</w:t>
             </w:r>
           </w:p>
           <w:p>
@@ -2601,7 +2575,7 @@
                 <w:sz w:val="28"/>
                 <w:szCs w:val="28"/>
               </w:rPr>
-              <w:t>phường Linh Xuân</w:t>
+              <w:t>Phường Tân Uyên</w:t>
             </w:r>
           </w:p>
           <w:p>
@@ -2681,7 +2655,7 @@
                 <w:szCs w:val="28"/>
                 <w:lang w:eastAsia="zh-CN"/>
               </w:rPr>
-              <w:t>0902461512</w:t>
+              <w:t>02743613178</w:t>
             </w:r>
             <w:r>
               <w:rPr>
@@ -3597,6 +3571,16 @@
               </w:rPr>
               <w:t>2</w:t>
             </w:r>
+            <w:r>
+              <w:rPr>
+                <w:rFonts w:ascii="Times New Roman" w:eastAsia="Calibri" w:hAnsi="Times New Roman" w:cs="Times New Roman"/>
+                <w:sz w:val="28"/>
+                <w:szCs w:val="28"/>
+              </w:rPr>
+              <w:t>0</w:t>
+            </w:r>
+            <w:bookmarkStart w:id="5" w:name="_GoBack"/>
+            <w:bookmarkEnd w:id="5"/>
             <w:r>
               <w:rPr>
                 <w:rFonts w:ascii="Times New Roman" w:eastAsia="Calibri" w:hAnsi="Times New Roman" w:cs="Times New Roman"/>
@@ -4621,289 +4605,6 @@
     </w:p>
     <w:p>
       <w:pPr>
-        <w:rPr>
-          <w:rFonts w:ascii="Times New Roman" w:eastAsia="Times New Roman" w:hAnsi="Times New Roman" w:cs="Times New Roman"/>
-          <w:bCs/>
-          <w:spacing w:val="-4"/>
-          <w:sz w:val="28"/>
-          <w:szCs w:val="28"/>
-          <w:lang w:val="fr-FR"/>
-        </w:rPr>
-      </w:pPr>
-    </w:p>
-    <w:p>
-      <w:pPr>
-        <w:spacing w:after="0" w:line="240" w:lineRule="auto"/>
-        <w:ind w:left="-142" w:right="-142"/>
-        <w:jc w:val="center"/>
-        <w:rPr>
-          <w:rFonts w:ascii="Times New Roman" w:eastAsia="Calibri" w:hAnsi="Times New Roman" w:cs="Times New Roman"/>
-          <w:sz w:val="28"/>
-          <w:szCs w:val="28"/>
-        </w:rPr>
-      </w:pPr>
-      <w:r>
-        <w:rPr>
-          <w:rFonts w:ascii="Times New Roman" w:eastAsia="Calibri" w:hAnsi="Times New Roman" w:cs="Times New Roman"/>
-          <w:sz w:val="28"/>
-          <w:szCs w:val="28"/>
-        </w:rPr>
-        <w:t>THÔNG BÁO THAY ĐỔI THÔNG TIN VỀ CHỦ SỞ HỮU HƯỞNG LỢI CỦA DOANH NGHIỆP/THÔNG BÁO THAY ĐỔI THÔNG TIN ĐỂ XÁC ĐỊNH CHỦ SỞ HỮU HƯỞNG LỢI</w:t>
-      </w:r>
-    </w:p>
-    <w:p>
-      <w:pPr>
-        <w:spacing w:after="0" w:line="240" w:lineRule="auto"/>
-        <w:jc w:val="center"/>
-        <w:rPr>
-          <w:rFonts w:ascii="Times New Roman" w:eastAsia="Calibri" w:hAnsi="Times New Roman" w:cs="Times New Roman"/>
-          <w:sz w:val="28"/>
-          <w:szCs w:val="28"/>
-        </w:rPr>
-      </w:pPr>
-    </w:p>
-    <w:p>
-      <w:pPr>
-        <w:numPr>
-          <w:ilvl w:val="0"/>
-          <w:numId w:val="3"/>
-        </w:numPr>
-        <w:spacing w:before="120" w:after="120" w:line="300" w:lineRule="exact"/>
-        <w:ind w:firstLine="567"/>
-        <w:jc w:val="both"/>
-        <w:rPr>
-          <w:rFonts w:ascii="Times New Roman" w:eastAsia="Calibri" w:hAnsi="Times New Roman" w:cs="Times New Roman"/>
-          <w:sz w:val="28"/>
-          <w:szCs w:val="28"/>
-          <w:lang w:val="vi-VN"/>
-        </w:rPr>
-      </w:pPr>
-      <w:r>
-        <w:rPr>
-          <w:rFonts w:ascii="Times New Roman" w:eastAsia="Calibri" w:hAnsi="Times New Roman" w:cs="Times New Roman"/>
-          <w:sz w:val="28"/>
-          <w:szCs w:val="28"/>
-          <w:lang w:val="vi-VN"/>
-        </w:rPr>
-        <w:t xml:space="preserve">Trường hợp doanh nghiệp có sự thay đổi chủ sở hữu hưởng lợi của doanh nghiệp, tỷ lệ sở hữu đã kê khai với </w:t>
-      </w:r>
-      <w:r>
-        <w:rPr>
-          <w:rFonts w:ascii="Times New Roman" w:eastAsia="Calibri" w:hAnsi="Times New Roman" w:cs="Times New Roman"/>
-          <w:sz w:val="28"/>
-          <w:szCs w:val="28"/>
-        </w:rPr>
-        <w:t>C</w:t>
-      </w:r>
-      <w:r>
-        <w:rPr>
-          <w:rFonts w:ascii="Times New Roman" w:eastAsia="Calibri" w:hAnsi="Times New Roman" w:cs="Times New Roman"/>
-          <w:sz w:val="28"/>
-          <w:szCs w:val="28"/>
-          <w:lang w:val="vi-VN"/>
-        </w:rPr>
-        <w:t>ơ quan đăng ký kinh doanh cấp tỉnh theo quy định tại khoản 1 Điều 52 Nghị định số 168/2025/NĐ-CP</w:t>
-      </w:r>
-      <w:r>
-        <w:rPr>
-          <w:rFonts w:ascii="Times New Roman" w:eastAsia="Calibri" w:hAnsi="Times New Roman" w:cs="Times New Roman"/>
-          <w:sz w:val="28"/>
-          <w:szCs w:val="28"/>
-        </w:rPr>
-        <w:t xml:space="preserve"> (</w:t>
-      </w:r>
-      <w:r>
-        <w:rPr>
-          <w:rFonts w:ascii="Times New Roman" w:eastAsia="Calibri" w:hAnsi="Times New Roman" w:cs="Times New Roman"/>
-          <w:i/>
-          <w:iCs/>
-          <w:sz w:val="28"/>
-          <w:szCs w:val="28"/>
-        </w:rPr>
-        <w:t>kê khai theo Mẫu số 10 Phụ lục I ban hành kèm theo Thông tư này</w:t>
-      </w:r>
-      <w:r>
-        <w:rPr>
-          <w:rFonts w:ascii="Times New Roman" w:eastAsia="Calibri" w:hAnsi="Times New Roman" w:cs="Times New Roman"/>
-          <w:sz w:val="28"/>
-          <w:szCs w:val="28"/>
-        </w:rPr>
-        <w:t>):</w:t>
-      </w:r>
-      <w:r>
-        <w:rPr>
-          <w:rFonts w:ascii="Times New Roman" w:eastAsia="Calibri" w:hAnsi="Times New Roman" w:cs="Times New Roman"/>
-          <w:iCs/>
-          <w:sz w:val="28"/>
-          <w:szCs w:val="28"/>
-        </w:rPr>
-        <w:t xml:space="preserve"> Gửi kèm.</w:t>
-      </w:r>
-    </w:p>
-    <w:p>
-      <w:pPr>
-        <w:numPr>
-          <w:ilvl w:val="0"/>
-          <w:numId w:val="3"/>
-        </w:numPr>
-        <w:spacing w:before="120" w:after="120" w:line="300" w:lineRule="exact"/>
-        <w:ind w:firstLine="567"/>
-        <w:jc w:val="both"/>
-        <w:rPr>
-          <w:rFonts w:ascii="Times New Roman" w:eastAsia="Calibri" w:hAnsi="Times New Roman" w:cs="Times New Roman"/>
-          <w:sz w:val="28"/>
-          <w:szCs w:val="28"/>
-        </w:rPr>
-      </w:pPr>
-      <w:r>
-        <w:rPr>
-          <w:rFonts w:ascii="Times New Roman" w:eastAsia="Calibri" w:hAnsi="Times New Roman" w:cs="Times New Roman"/>
-          <w:sz w:val="28"/>
-          <w:szCs w:val="28"/>
-        </w:rPr>
-        <w:t>Trường hợp công ty cổ phần có sự thay đổi cổ đông là tổ chức sở hữu từ 25% tổng số cổ phần có quyền biểu quyết trở lên hoặc thay đổi tỷ lệ sở hữu tổng số cổ phần có quyền biểu quyết theo quy định tại khoản 2 Điều 52 Nghị định số 168/2025/NĐ-CP (</w:t>
-      </w:r>
-      <w:r>
-        <w:rPr>
-          <w:rFonts w:ascii="Times New Roman" w:eastAsia="Calibri" w:hAnsi="Times New Roman" w:cs="Times New Roman"/>
-          <w:i/>
-          <w:iCs/>
-          <w:sz w:val="28"/>
-          <w:szCs w:val="28"/>
-        </w:rPr>
-        <w:t>kê khai theo Mẫu số 11 Phụ lục I ban hành kèm theo Thông tư này</w:t>
-      </w:r>
-      <w:r>
-        <w:rPr>
-          <w:rFonts w:ascii="Times New Roman" w:eastAsia="Calibri" w:hAnsi="Times New Roman" w:cs="Times New Roman"/>
-          <w:sz w:val="28"/>
-          <w:szCs w:val="28"/>
-        </w:rPr>
-        <w:t>):</w:t>
-      </w:r>
-      <w:r>
-        <w:rPr>
-          <w:rFonts w:ascii="Times New Roman" w:eastAsia="Calibri" w:hAnsi="Times New Roman" w:cs="Times New Roman"/>
-          <w:iCs/>
-          <w:sz w:val="28"/>
-          <w:szCs w:val="28"/>
-        </w:rPr>
-        <w:t xml:space="preserve"> Không có.</w:t>
-      </w:r>
-    </w:p>
-    <w:p>
-      <w:pPr>
-        <w:numPr>
-          <w:ilvl w:val="0"/>
-          <w:numId w:val="3"/>
-        </w:numPr>
-        <w:spacing w:before="120" w:after="120" w:line="300" w:lineRule="exact"/>
-        <w:ind w:firstLine="567"/>
-        <w:jc w:val="both"/>
-        <w:rPr>
-          <w:rFonts w:ascii="Times New Roman" w:eastAsia="Calibri" w:hAnsi="Times New Roman" w:cs="Times New Roman"/>
-          <w:sz w:val="28"/>
-          <w:szCs w:val="28"/>
-        </w:rPr>
-      </w:pPr>
-      <w:r>
-        <w:rPr>
-          <w:rFonts w:ascii="Times New Roman" w:eastAsia="Calibri" w:hAnsi="Times New Roman" w:cs="Times New Roman"/>
-          <w:sz w:val="28"/>
-          <w:szCs w:val="28"/>
-        </w:rPr>
-        <w:t>Đối với doanh nghiệp được thành lập trước ngày 01/7/2025, trường hợp doanh nghiệp có thông tin về chủ sở hữu hưởng lợi của doanh nghiệp theo quy định tại khoản 1, khoản 2 Điều 18 Nghị định số 168/2025/NĐ-CP, doanh nghiệp bổ sung thông tin về chủ sở hữu hưởng lợi của doanh nghiệp theo quy định tại khoản 1 Điều 3 Luật số 76/2025/QH15 ngày 17/6/2025 sửa đổi, bổ sung một số điều của Luật Doanh nghiệp (</w:t>
-      </w:r>
-      <w:r>
-        <w:rPr>
-          <w:rFonts w:ascii="Times New Roman" w:eastAsia="Calibri" w:hAnsi="Times New Roman" w:cs="Times New Roman"/>
-          <w:i/>
-          <w:iCs/>
-          <w:sz w:val="28"/>
-          <w:szCs w:val="28"/>
-        </w:rPr>
-        <w:t xml:space="preserve">kê khai </w:t>
-      </w:r>
-      <w:r>
-        <w:rPr>
-          <w:rFonts w:ascii="Times New Roman" w:eastAsia="Calibri" w:hAnsi="Times New Roman" w:cs="Times New Roman"/>
-          <w:i/>
-          <w:sz w:val="28"/>
-          <w:szCs w:val="28"/>
-        </w:rPr>
-        <w:t>theo Mẫu số 10 Phụ lục I ban hành kèm theo Thông tư này</w:t>
-      </w:r>
-      <w:r>
-        <w:rPr>
-          <w:rFonts w:ascii="Times New Roman" w:eastAsia="Calibri" w:hAnsi="Times New Roman" w:cs="Times New Roman"/>
-          <w:iCs/>
-          <w:sz w:val="28"/>
-          <w:szCs w:val="28"/>
-        </w:rPr>
-        <w:t>): Không có</w:t>
-      </w:r>
-      <w:r>
-        <w:rPr>
-          <w:rFonts w:ascii="Times New Roman" w:eastAsia="Calibri" w:hAnsi="Times New Roman" w:cs="Times New Roman"/>
-          <w:sz w:val="28"/>
-          <w:szCs w:val="28"/>
-        </w:rPr>
-        <w:t>.</w:t>
-      </w:r>
-    </w:p>
-    <w:p>
-      <w:pPr>
-        <w:numPr>
-          <w:ilvl w:val="0"/>
-          <w:numId w:val="3"/>
-        </w:numPr>
-        <w:spacing w:before="120" w:after="120" w:line="300" w:lineRule="exact"/>
-        <w:ind w:firstLine="567"/>
-        <w:jc w:val="both"/>
-        <w:rPr>
-          <w:rFonts w:ascii="Times New Roman" w:eastAsia="Calibri" w:hAnsi="Times New Roman" w:cs="Times New Roman"/>
-          <w:sz w:val="28"/>
-          <w:szCs w:val="28"/>
-        </w:rPr>
-      </w:pPr>
-      <w:r>
-        <w:rPr>
-          <w:rFonts w:ascii="Times New Roman" w:eastAsia="Calibri" w:hAnsi="Times New Roman" w:cs="Times New Roman"/>
-          <w:sz w:val="28"/>
-          <w:szCs w:val="28"/>
-        </w:rPr>
-        <w:t>Đối với công ty cổ phần được đăng ký thành lập trước ngày 01/7/2025, trường hợp công ty cổ phần có thông tin để xác định chủ sở hữu hưởng lợi của doanh nghiệp theo quy định tại khoản 3 Điều 18 Nghị định số 168/2025/NĐ-CP, công ty cổ phần bổ sung thông tin để xác định chủ sở hữu hưởng lợi của doanh nghiệp theo quy định tại khoản 1 Điều 3 Luật số 76/2025/QH15 ngày 17/6/2025 sửa đổi, bổ sung một số điều của Luật Doanh nghiệp (</w:t>
-      </w:r>
-      <w:r>
-        <w:rPr>
-          <w:rFonts w:ascii="Times New Roman" w:eastAsia="Calibri" w:hAnsi="Times New Roman" w:cs="Times New Roman"/>
-          <w:i/>
-          <w:iCs/>
-          <w:sz w:val="28"/>
-          <w:szCs w:val="28"/>
-        </w:rPr>
-        <w:t>kê khai theo Mẫu số 11 Phụ lục I ban hành kèm theo Thông tư này</w:t>
-      </w:r>
-      <w:r>
-        <w:rPr>
-          <w:rFonts w:ascii="Times New Roman" w:eastAsia="Calibri" w:hAnsi="Times New Roman" w:cs="Times New Roman"/>
-          <w:sz w:val="28"/>
-          <w:szCs w:val="28"/>
-        </w:rPr>
-        <w:t xml:space="preserve">): </w:t>
-      </w:r>
-      <w:r>
-        <w:rPr>
-          <w:rFonts w:ascii="Times New Roman" w:eastAsia="Calibri" w:hAnsi="Times New Roman" w:cs="Times New Roman"/>
-          <w:iCs/>
-          <w:sz w:val="28"/>
-          <w:szCs w:val="28"/>
-        </w:rPr>
-        <w:t>Không có</w:t>
-      </w:r>
-    </w:p>
-    <w:p>
-      <w:pPr>
         <w:spacing w:before="120" w:after="120" w:line="240" w:lineRule="auto"/>
         <w:contextualSpacing/>
         <w:jc w:val="center"/>
@@ -4917,28 +4618,6 @@
           <w:lang w:eastAsia="x-none"/>
         </w:rPr>
       </w:pPr>
-      <w:r>
-        <w:rPr>
-          <w:rFonts w:ascii="Times New Roman" w:eastAsia="Times New Roman" w:hAnsi="Times New Roman" w:cs="Times New Roman"/>
-          <w:bCs/>
-          <w:spacing w:val="-4"/>
-          <w:sz w:val="28"/>
-          <w:szCs w:val="28"/>
-          <w:lang w:val="fr-FR"/>
-        </w:rPr>
-        <w:t xml:space="preserve"> </w:t>
-      </w:r>
-      <w:r>
-        <w:rPr>
-          <w:rFonts w:ascii="Times New Roman" w:eastAsia="Times New Roman" w:hAnsi="Times New Roman" w:cs="Times New Roman"/>
-          <w:bCs/>
-          <w:spacing w:val="-4"/>
-          <w:sz w:val="28"/>
-          <w:szCs w:val="28"/>
-          <w:lang w:val="fr-FR"/>
-        </w:rPr>
-        <w:br w:type="page"/>
-      </w:r>
     </w:p>
     <w:p>
       <w:pPr>
@@ -4961,7 +4640,6 @@
         <w:keepNext/>
         <w:keepLines/>
         <w:spacing w:before="480" w:after="0" w:line="276" w:lineRule="auto"/>
-        <w:jc w:val="center"/>
         <w:outlineLvl w:val="0"/>
         <w:rPr>
           <w:rFonts w:ascii="Times New Roman" w:eastAsia="Times New Roman" w:hAnsi="Times New Roman" w:cs="Times New Roman"/>
@@ -5023,209 +4701,9 @@
     </w:p>
     <w:p>
       <w:pPr>
-        <w:pStyle w:val="ListParagraph"/>
-        <w:numPr>
-          <w:ilvl w:val="0"/>
-          <w:numId w:val="4"/>
-        </w:numPr>
-        <w:tabs>
-          <w:tab w:val="left" w:leader="dot" w:pos="9072"/>
-        </w:tabs>
-        <w:spacing w:after="120" w:line="240" w:lineRule="auto"/>
-        <w:jc w:val="both"/>
-        <w:rPr>
-          <w:rFonts w:ascii="Times New Roman" w:eastAsia="Calibri" w:hAnsi="Times New Roman" w:cs="Times New Roman"/>
-          <w:sz w:val="28"/>
-          <w:szCs w:val="28"/>
-        </w:rPr>
-      </w:pPr>
-      <w:r>
-        <w:rPr>
-          <w:rFonts w:ascii="Times New Roman" w:eastAsia="Calibri" w:hAnsi="Times New Roman" w:cs="Times New Roman"/>
-          <w:bCs/>
-          <w:sz w:val="28"/>
-          <w:szCs w:val="28"/>
-        </w:rPr>
-        <w:t>Địa chỉ trụ sở chính sau khi thay đổi do sáp nhập tỉnh thành:</w:t>
-      </w:r>
-      <w:r>
-        <w:t xml:space="preserve"> </w:t>
-      </w:r>
-      <w:r>
-        <w:rPr>
-          <w:rFonts w:ascii="Times New Roman" w:eastAsia="Calibri" w:hAnsi="Times New Roman" w:cs="Times New Roman"/>
-          <w:bCs/>
-          <w:sz w:val="28"/>
-          <w:szCs w:val="28"/>
-        </w:rPr>
-        <w:t>Số 109, Đường Số 8, Khu Phố 3, phường Linh Xuân, Thành phố Hồ Chí Minh, Việt Nam</w:t>
-      </w:r>
-    </w:p>
-    <w:p>
-      <w:pPr>
-        <w:pStyle w:val="ListParagraph"/>
-        <w:numPr>
-          <w:ilvl w:val="0"/>
-          <w:numId w:val="4"/>
-        </w:numPr>
-        <w:tabs>
-          <w:tab w:val="left" w:leader="dot" w:pos="9072"/>
-        </w:tabs>
-        <w:spacing w:after="120" w:line="240" w:lineRule="auto"/>
-        <w:jc w:val="both"/>
-        <w:rPr>
-          <w:rFonts w:ascii="Times New Roman" w:eastAsia="Calibri" w:hAnsi="Times New Roman" w:cs="Times New Roman"/>
-          <w:sz w:val="28"/>
-          <w:szCs w:val="28"/>
-        </w:rPr>
-      </w:pPr>
-      <w:r>
-        <w:rPr>
-          <w:rFonts w:ascii="Times New Roman" w:eastAsia="Calibri" w:hAnsi="Times New Roman" w:cs="Times New Roman"/>
-          <w:bCs/>
-          <w:sz w:val="28"/>
-          <w:szCs w:val="28"/>
-        </w:rPr>
-        <w:t xml:space="preserve">Thay đổi số điện thoại công ty từ </w:t>
-      </w:r>
-      <w:r>
-        <w:rPr>
-          <w:rFonts w:ascii="Times New Roman" w:eastAsia="Calibri" w:hAnsi="Times New Roman" w:cs="Times New Roman"/>
-          <w:bCs/>
-          <w:sz w:val="28"/>
-          <w:szCs w:val="28"/>
-        </w:rPr>
-        <w:t>0976.557.678</w:t>
-      </w:r>
-      <w:r>
-        <w:rPr>
-          <w:rFonts w:ascii="Times New Roman" w:eastAsia="Calibri" w:hAnsi="Times New Roman" w:cs="Times New Roman"/>
-          <w:bCs/>
-          <w:sz w:val="28"/>
-          <w:szCs w:val="28"/>
-        </w:rPr>
-        <w:t xml:space="preserve"> </w:t>
-      </w:r>
-      <w:r>
-        <w:rPr>
-          <w:rFonts w:ascii="Times New Roman" w:eastAsia="Calibri" w:hAnsi="Times New Roman" w:cs="Times New Roman"/>
-          <w:bCs/>
-          <w:sz w:val="28"/>
-          <w:szCs w:val="28"/>
-        </w:rPr>
-        <w:t>sau khi cập nhật</w:t>
-      </w:r>
-      <w:r>
-        <w:rPr>
-          <w:rFonts w:ascii="Times New Roman" w:eastAsia="Calibri" w:hAnsi="Times New Roman" w:cs="Times New Roman"/>
-          <w:bCs/>
-          <w:sz w:val="28"/>
-          <w:szCs w:val="28"/>
-        </w:rPr>
-        <w:t xml:space="preserve"> </w:t>
-      </w:r>
-      <w:r>
-        <w:rPr>
-          <w:rFonts w:ascii="Times New Roman" w:eastAsia="Calibri" w:hAnsi="Times New Roman" w:cs="Times New Roman"/>
-          <w:bCs/>
-          <w:sz w:val="28"/>
-          <w:szCs w:val="28"/>
-        </w:rPr>
-        <w:t>thành</w:t>
-      </w:r>
-      <w:bookmarkStart w:id="5" w:name="_GoBack"/>
-      <w:bookmarkEnd w:id="5"/>
-      <w:r>
-        <w:rPr>
-          <w:rFonts w:ascii="Times New Roman" w:eastAsia="Calibri" w:hAnsi="Times New Roman" w:cs="Times New Roman"/>
-          <w:bCs/>
-          <w:sz w:val="28"/>
-          <w:szCs w:val="28"/>
-        </w:rPr>
-        <w:t xml:space="preserve"> </w:t>
-      </w:r>
-      <w:r>
-        <w:rPr>
-          <w:rFonts w:ascii="Times New Roman" w:eastAsia="Calibri" w:hAnsi="Times New Roman" w:cs="Times New Roman"/>
-          <w:bCs/>
-          <w:sz w:val="28"/>
-          <w:szCs w:val="28"/>
-        </w:rPr>
-        <w:t xml:space="preserve">: </w:t>
-      </w:r>
-      <w:r>
-        <w:rPr>
-          <w:rFonts w:ascii="Times New Roman" w:eastAsia="Calibri" w:hAnsi="Times New Roman" w:cs="Times New Roman"/>
-          <w:bCs/>
-          <w:sz w:val="28"/>
-          <w:szCs w:val="28"/>
-        </w:rPr>
-        <w:t>0902461512</w:t>
-      </w:r>
-    </w:p>
-    <w:p>
-      <w:pPr>
-        <w:tabs>
-          <w:tab w:val="left" w:leader="dot" w:pos="9072"/>
-        </w:tabs>
-        <w:spacing w:after="120" w:line="240" w:lineRule="auto"/>
-        <w:ind w:firstLine="709"/>
-        <w:jc w:val="both"/>
-        <w:rPr>
-          <w:rFonts w:ascii="Times New Roman" w:eastAsia="Calibri" w:hAnsi="Times New Roman" w:cs="Times New Roman"/>
-          <w:sz w:val="28"/>
-          <w:szCs w:val="28"/>
-        </w:rPr>
-      </w:pPr>
-    </w:p>
-    <w:p>
-      <w:pPr>
-        <w:tabs>
-          <w:tab w:val="left" w:leader="dot" w:pos="9072"/>
-        </w:tabs>
-        <w:spacing w:after="120" w:line="240" w:lineRule="auto"/>
-        <w:jc w:val="both"/>
-        <w:rPr>
-          <w:rFonts w:ascii="Times New Roman" w:eastAsia="Calibri" w:hAnsi="Times New Roman" w:cs="Times New Roman"/>
-          <w:sz w:val="28"/>
-          <w:szCs w:val="28"/>
-        </w:rPr>
-      </w:pPr>
-    </w:p>
-    <w:p>
-      <w:pPr>
-        <w:spacing w:before="60" w:after="60" w:line="240" w:lineRule="auto"/>
-        <w:ind w:firstLine="709"/>
-        <w:jc w:val="both"/>
-        <w:rPr>
-          <w:rFonts w:ascii="Times New Roman" w:eastAsia="Calibri" w:hAnsi="Times New Roman" w:cs="Times New Roman"/>
-          <w:b/>
-          <w:bCs/>
-          <w:kern w:val="28"/>
-          <w:sz w:val="28"/>
-          <w:szCs w:val="32"/>
-          <w:lang w:eastAsia="x-none"/>
-        </w:rPr>
-      </w:pPr>
-      <w:r>
-        <w:rPr>
-          <w:rFonts w:ascii="Times New Roman" w:eastAsia="Calibri" w:hAnsi="Times New Roman" w:cs="Times New Roman"/>
-          <w:b/>
-          <w:bCs/>
-          <w:kern w:val="28"/>
-          <w:sz w:val="28"/>
-          <w:szCs w:val="32"/>
-          <w:lang w:eastAsia="x-none"/>
-        </w:rPr>
-        <w:br w:type="page"/>
-      </w:r>
-    </w:p>
-    <w:p>
-      <w:pPr>
         <w:keepNext/>
         <w:keepLines/>
         <w:spacing w:before="480" w:after="0" w:line="276" w:lineRule="auto"/>
-        <w:jc w:val="center"/>
         <w:outlineLvl w:val="0"/>
         <w:rPr>
           <w:rFonts w:ascii="Times New Roman" w:eastAsia="Times New Roman" w:hAnsi="Times New Roman" w:cs="Times New Roman"/>
@@ -5246,7 +4724,6 @@
           <w:szCs w:val="28"/>
           <w:lang w:val="nl-NL" w:eastAsia="x-none"/>
         </w:rPr>
-        <w:lastRenderedPageBreak/>
         <w:t>C. ĐỀ NGHỊ HIỆU ĐÍNH THÔNG TIN ĐĂNG KÝ DOANH NGHIỆP</w:t>
       </w:r>
     </w:p>
@@ -5534,7 +5011,7 @@
           </mc:Choice>
           <mc:Fallback>
             <w:pict>
-              <v:rect w14:anchorId="2B3BC33A" id="Rectangle 577" o:spid="_x0000_s1029" style="position:absolute;left:0;text-align:left;margin-left:7.2pt;margin-top:-.55pt;width:19.05pt;height:16.95pt;z-index:251662336;visibility:visible;mso-wrap-style:square;mso-width-percent:0;mso-height-percent:0;mso-wrap-distance-left:9pt;mso-wrap-distance-top:0;mso-wrap-distance-right:9pt;mso-wrap-distance-bottom:0;mso-position-horizontal:absolute;mso-position-horizontal-relative:text;mso-position-vertical:absolute;mso-position-vertical-relative:text;mso-width-percent:0;mso-height-percent:0;mso-width-relative:page;mso-height-relative:page;v-text-anchor:top" o:gfxdata="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">
+              <v:rect w14:anchorId="2B3BC33A" id="Rectangle 577" o:spid="_x0000_s1032" style="position:absolute;left:0;text-align:left;margin-left:7.2pt;margin-top:-.55pt;width:19.05pt;height:16.95pt;z-index:251662336;visibility:visible;mso-wrap-style:square;mso-width-percent:0;mso-height-percent:0;mso-wrap-distance-left:9pt;mso-wrap-distance-top:0;mso-wrap-distance-right:9pt;mso-wrap-distance-bottom:0;mso-position-horizontal:absolute;mso-position-horizontal-relative:text;mso-position-vertical:absolute;mso-position-vertical-relative:text;mso-width-percent:0;mso-height-percent:0;mso-width-relative:page;mso-height-relative:page;v-text-anchor:top" o:gfxdata="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">
                 <v:textbox>
                   <w:txbxContent>
                     <w:p>
@@ -5718,7 +5195,29 @@
                 <w:sz w:val="26"/>
                 <w:szCs w:val="26"/>
               </w:rPr>
-              <w:t>NG</w:t>
+              <w:t xml:space="preserve"> </w:t>
+            </w:r>
+          </w:p>
+          <w:p>
+            <w:pPr>
+              <w:spacing w:after="0" w:line="240" w:lineRule="auto"/>
+              <w:jc w:val="center"/>
+              <w:rPr>
+                <w:rFonts w:ascii="Times New Roman" w:eastAsia="Times New Roman" w:hAnsi="Times New Roman" w:cs="Times New Roman"/>
+                <w:b/>
+                <w:sz w:val="26"/>
+                <w:szCs w:val="26"/>
+              </w:rPr>
+            </w:pPr>
+            <w:r>
+              <w:rPr>
+                <w:rFonts w:ascii="Times New Roman" w:eastAsia="Times New Roman" w:hAnsi="Times New Roman" w:cs="Times New Roman"/>
+                <w:b/>
+                <w:spacing w:val="-10"/>
+                <w:sz w:val="26"/>
+                <w:szCs w:val="26"/>
+              </w:rPr>
+              <w:t>CHỦ TỊCH C</w:t>
             </w:r>
             <w:r>
               <w:rPr>
@@ -5728,7 +5227,7 @@
                 <w:sz w:val="26"/>
                 <w:szCs w:val="26"/>
               </w:rPr>
-              <w:t>Ư</w:t>
+              <w:t>Ô</w:t>
             </w:r>
             <w:r>
               <w:rPr>
@@ -5738,180 +5237,17 @@
                 <w:sz w:val="26"/>
                 <w:szCs w:val="26"/>
               </w:rPr>
-              <w:t xml:space="preserve">ỜI </w:t>
-            </w:r>
-            <w:r>
-              <w:rPr>
-                <w:rFonts w:ascii="Times New Roman" w:eastAsia="Times New Roman" w:hAnsi="Times New Roman" w:cs="Times New Roman" w:hint="eastAsia"/>
+              <w:t>NG TY</w:t>
+            </w:r>
+            <w:r>
+              <w:rPr>
+                <w:rFonts w:ascii="Times New Roman" w:eastAsia="Times New Roman" w:hAnsi="Times New Roman" w:cs="Times New Roman"/>
                 <w:b/>
                 <w:spacing w:val="-10"/>
                 <w:sz w:val="26"/>
                 <w:szCs w:val="26"/>
               </w:rPr>
-              <w:t>Đ</w:t>
-            </w:r>
-            <w:r>
-              <w:rPr>
-                <w:rFonts w:ascii="Times New Roman" w:eastAsia="Times New Roman" w:hAnsi="Times New Roman" w:cs="Times New Roman"/>
-                <w:b/>
-                <w:spacing w:val="-10"/>
-                <w:sz w:val="26"/>
-                <w:szCs w:val="26"/>
-              </w:rPr>
-              <w:t>ẠI DIỆN THEO PH</w:t>
-            </w:r>
-            <w:r>
-              <w:rPr>
-                <w:rFonts w:ascii="Times New Roman" w:eastAsia="Times New Roman" w:hAnsi="Times New Roman" w:cs="Times New Roman" w:hint="eastAsia"/>
-                <w:b/>
-                <w:spacing w:val="-10"/>
-                <w:sz w:val="26"/>
-                <w:szCs w:val="26"/>
-              </w:rPr>
-              <w:t>Á</w:t>
-            </w:r>
-            <w:r>
-              <w:rPr>
-                <w:rFonts w:ascii="Times New Roman" w:eastAsia="Times New Roman" w:hAnsi="Times New Roman" w:cs="Times New Roman"/>
-                <w:b/>
-                <w:spacing w:val="-10"/>
-                <w:sz w:val="26"/>
-                <w:szCs w:val="26"/>
-              </w:rPr>
-              <w:t>P LUẬT/</w:t>
-            </w:r>
-          </w:p>
-          <w:p>
-            <w:pPr>
-              <w:spacing w:after="0" w:line="240" w:lineRule="auto"/>
-              <w:jc w:val="center"/>
-              <w:rPr>
-                <w:rFonts w:ascii="Times New Roman" w:eastAsia="Times New Roman" w:hAnsi="Times New Roman" w:cs="Times New Roman"/>
-                <w:b/>
-                <w:sz w:val="26"/>
-                <w:szCs w:val="26"/>
-              </w:rPr>
-            </w:pPr>
-            <w:r>
-              <w:rPr>
-                <w:rFonts w:ascii="Times New Roman" w:eastAsia="Times New Roman" w:hAnsi="Times New Roman" w:cs="Times New Roman"/>
-                <w:b/>
-                <w:spacing w:val="-10"/>
-                <w:sz w:val="26"/>
-                <w:szCs w:val="26"/>
-              </w:rPr>
-              <w:t>CHỦ TỊCH C</w:t>
-            </w:r>
-            <w:r>
-              <w:rPr>
-                <w:rFonts w:ascii="Times New Roman" w:eastAsia="Times New Roman" w:hAnsi="Times New Roman" w:cs="Times New Roman" w:hint="eastAsia"/>
-                <w:b/>
-                <w:spacing w:val="-10"/>
-                <w:sz w:val="26"/>
-                <w:szCs w:val="26"/>
-              </w:rPr>
-              <w:t>Ô</w:t>
-            </w:r>
-            <w:r>
-              <w:rPr>
-                <w:rFonts w:ascii="Times New Roman" w:eastAsia="Times New Roman" w:hAnsi="Times New Roman" w:cs="Times New Roman"/>
-                <w:b/>
-                <w:spacing w:val="-10"/>
-                <w:sz w:val="26"/>
-                <w:szCs w:val="26"/>
-              </w:rPr>
-              <w:t xml:space="preserve">NG TY/CHỦ TỊCH HỘI </w:t>
-            </w:r>
-            <w:r>
-              <w:rPr>
-                <w:rFonts w:ascii="Times New Roman" w:eastAsia="Times New Roman" w:hAnsi="Times New Roman" w:cs="Times New Roman" w:hint="eastAsia"/>
-                <w:b/>
-                <w:spacing w:val="-10"/>
-                <w:sz w:val="26"/>
-                <w:szCs w:val="26"/>
-              </w:rPr>
-              <w:t>Đ</w:t>
-            </w:r>
-            <w:r>
-              <w:rPr>
-                <w:rFonts w:ascii="Times New Roman" w:eastAsia="Times New Roman" w:hAnsi="Times New Roman" w:cs="Times New Roman"/>
-                <w:b/>
-                <w:spacing w:val="-10"/>
-                <w:sz w:val="26"/>
-                <w:szCs w:val="26"/>
-              </w:rPr>
-              <w:t>ỒNG TH</w:t>
-            </w:r>
-            <w:r>
-              <w:rPr>
-                <w:rFonts w:ascii="Times New Roman" w:eastAsia="Times New Roman" w:hAnsi="Times New Roman" w:cs="Times New Roman" w:hint="eastAsia"/>
-                <w:b/>
-                <w:spacing w:val="-10"/>
-                <w:sz w:val="26"/>
-                <w:szCs w:val="26"/>
-              </w:rPr>
-              <w:t>À</w:t>
-            </w:r>
-            <w:r>
-              <w:rPr>
-                <w:rFonts w:ascii="Times New Roman" w:eastAsia="Times New Roman" w:hAnsi="Times New Roman" w:cs="Times New Roman"/>
-                <w:b/>
-                <w:spacing w:val="-10"/>
-                <w:sz w:val="26"/>
-                <w:szCs w:val="26"/>
-              </w:rPr>
-              <w:t>NH VI</w:t>
-            </w:r>
-            <w:r>
-              <w:rPr>
-                <w:rFonts w:ascii="Times New Roman" w:eastAsia="Times New Roman" w:hAnsi="Times New Roman" w:cs="Times New Roman" w:hint="eastAsia"/>
-                <w:b/>
-                <w:spacing w:val="-10"/>
-                <w:sz w:val="26"/>
-                <w:szCs w:val="26"/>
-              </w:rPr>
-              <w:t>Ê</w:t>
-            </w:r>
-            <w:r>
-              <w:rPr>
-                <w:rFonts w:ascii="Times New Roman" w:eastAsia="Times New Roman" w:hAnsi="Times New Roman" w:cs="Times New Roman"/>
-                <w:b/>
-                <w:spacing w:val="-10"/>
-                <w:sz w:val="26"/>
-                <w:szCs w:val="26"/>
-              </w:rPr>
-              <w:t xml:space="preserve">N/CHỦ TỊCH HỘI </w:t>
-            </w:r>
-            <w:r>
-              <w:rPr>
-                <w:rFonts w:ascii="Times New Roman" w:eastAsia="Times New Roman" w:hAnsi="Times New Roman" w:cs="Times New Roman" w:hint="eastAsia"/>
-                <w:b/>
-                <w:spacing w:val="-10"/>
-                <w:sz w:val="26"/>
-                <w:szCs w:val="26"/>
-              </w:rPr>
-              <w:t>Đ</w:t>
-            </w:r>
-            <w:r>
-              <w:rPr>
-                <w:rFonts w:ascii="Times New Roman" w:eastAsia="Times New Roman" w:hAnsi="Times New Roman" w:cs="Times New Roman"/>
-                <w:b/>
-                <w:spacing w:val="-10"/>
-                <w:sz w:val="26"/>
-                <w:szCs w:val="26"/>
-              </w:rPr>
-              <w:t>ỒNG QUẢN TRỊ/</w:t>
-            </w:r>
-            <w:r>
-              <w:rPr>
-                <w:rFonts w:ascii="Times New Roman" w:eastAsia="Times New Roman" w:hAnsi="Times New Roman" w:cs="Times New Roman"/>
-                <w:b/>
-                <w:spacing w:val="-10"/>
-                <w:sz w:val="26"/>
-                <w:szCs w:val="26"/>
-              </w:rPr>
-              <w:br/>
-              <w:t>NGƯỜI ĐƯỢC ỦY QUYỀN/NGƯỜI ĐẠI DIỆN</w:t>
+              <w:t xml:space="preserve"> </w:t>
             </w:r>
           </w:p>
           <w:p>
@@ -6045,12 +5381,6 @@
         <w:ind w:left="5040"/>
       </w:pPr>
       <w:r>
-        <w:t xml:space="preserve">      </w:t>
-      </w:r>
-      <w:r>
-        <w:t xml:space="preserve">        </w:t>
-      </w:r>
-      <w:r>
         <w:t xml:space="preserve"> </w:t>
       </w:r>
       <w:r>
@@ -6062,7 +5392,7 @@
           <w:sz w:val="26"/>
           <w:szCs w:val="26"/>
         </w:rPr>
-        <w:t>LÊ TÚ TÀI</w:t>
+        <w:t>LÊ THỊ BÍCH TIỀN</w:t>
       </w:r>
     </w:p>
     <w:sectPr>
